--- a/templates/master_template.docx
+++ b/templates/master_template.docx
@@ -6098,87 +6098,19 @@
     </w:p>
     <w:p>
       <w:pPr>
-        <w:pStyle w:val="a"/>
-        <w:numPr>
-          <w:ilvl w:val="0"/>
-          <w:numId w:val="0"/>
-        </w:numPr>
-        <w:spacing w:after="0"/>
+        <w:jc w:val="left"/>
         <w:rPr>
           <w:sz w:val="24"/>
           <w:szCs w:val="24"/>
         </w:rPr>
       </w:pPr>
-    </w:p>
-    <w:p>
-      <w:pPr>
-        <w:pStyle w:val="a"/>
-        <w:numPr>
-          <w:ilvl w:val="0"/>
-          <w:numId w:val="0"/>
-        </w:numPr>
-        <w:spacing w:after="0"/>
+      <w:r>
         <w:rPr>
           <w:sz w:val="24"/>
           <w:szCs w:val="24"/>
-          <w:lang w:val="en-US"/>
-        </w:rPr>
-      </w:pPr>
-    </w:p>
-    <w:p>
-      <w:pPr>
-        <w:jc w:val="left"/>
-        <w:rPr>
-          <w:rFonts w:eastAsia="Times New Roman"/>
-          <w:b/>
-          <w:sz w:val="24"/>
-          <w:szCs w:val="24"/>
-        </w:rPr>
-      </w:pPr>
-    </w:p>
-    <w:p>
-      <w:pPr>
-        <w:jc w:val="left"/>
-        <w:rPr>
-          <w:rFonts w:eastAsia="Times New Roman"/>
-          <w:b/>
-          <w:sz w:val="24"/>
-          <w:szCs w:val="24"/>
-        </w:rPr>
-      </w:pPr>
-    </w:p>
-    <w:p>
-      <w:pPr>
-        <w:jc w:val="left"/>
-        <w:rPr>
-          <w:rFonts w:eastAsia="Times New Roman"/>
-          <w:b/>
-          <w:sz w:val="24"/>
-          <w:szCs w:val="24"/>
-        </w:rPr>
-      </w:pPr>
-    </w:p>
-    <w:p>
-      <w:pPr>
-        <w:jc w:val="left"/>
-        <w:rPr>
-          <w:rFonts w:eastAsia="Times New Roman"/>
-          <w:b/>
-          <w:sz w:val="24"/>
-          <w:szCs w:val="24"/>
-        </w:rPr>
-      </w:pPr>
-    </w:p>
-    <w:p>
-      <w:pPr>
-        <w:jc w:val="left"/>
-        <w:rPr>
-          <w:rFonts w:eastAsia="Times New Roman"/>
-          <w:b/>
-          <w:sz w:val="24"/>
-          <w:szCs w:val="24"/>
-        </w:rPr>
-      </w:pPr>
+        </w:rPr>
+        <w:br w:type="page"/>
+      </w:r>
     </w:p>
     <w:p>
       <w:pPr>
